--- a/HNControl.Web/assets/legal-templates/NDA.docx
+++ b/HNControl.Web/assets/legal-templates/NDA.docx
@@ -128,7 +128,23 @@
           <w:sz w:val="18"/>
           <w:szCs w:val="18"/>
         </w:rPr>
-        <w:t xml:space="preserve">                                                                                            </w:t>
+        <w:t xml:space="preserve">   </w:t>
+      </w:r>
+      <w:r>
+        <w:rPr>
+          <w:rFonts w:ascii="Arial Narrow" w:hAnsi="Arial Narrow"/>
+          <w:sz w:val="18"/>
+          <w:szCs w:val="18"/>
+        </w:rPr>
+        <w:t>DIRECCIONC</w:t>
+      </w:r>
+      <w:r>
+        <w:rPr>
+          <w:rFonts w:ascii="Arial Narrow" w:hAnsi="Arial Narrow"/>
+          <w:sz w:val="18"/>
+          <w:szCs w:val="18"/>
+        </w:rPr>
+        <w:t xml:space="preserve">   </w:t>
       </w:r>
       <w:r>
         <w:rPr>
@@ -397,8 +413,6 @@
         <w:jc w:val="both"/>
         <w:rPr>
           <w:rFonts w:ascii="Arial Narrow" w:hAnsi="Arial Narrow"/>
-          <w:b/>
-          <w:bCs/>
           <w:sz w:val="18"/>
           <w:szCs w:val="18"/>
         </w:rPr>
@@ -519,31 +533,29 @@
         <w:jc w:val="both"/>
         <w:rPr>
           <w:rFonts w:ascii="Arial Narrow" w:hAnsi="Arial Narrow"/>
+          <w:sz w:val="18"/>
+          <w:szCs w:val="18"/>
+        </w:rPr>
+      </w:pPr>
+    </w:p>
+    <w:p>
+      <w:pPr>
+        <w:spacing w:after="0"/>
+        <w:jc w:val="both"/>
+        <w:rPr>
+          <w:rFonts w:ascii="Arial Narrow" w:hAnsi="Arial Narrow"/>
+          <w:sz w:val="18"/>
+          <w:szCs w:val="18"/>
+        </w:rPr>
+      </w:pPr>
+      <w:r>
+        <w:rPr>
+          <w:rFonts w:ascii="Arial Narrow" w:hAnsi="Arial Narrow"/>
           <w:b/>
           <w:bCs/>
           <w:sz w:val="18"/>
           <w:szCs w:val="18"/>
         </w:rPr>
-      </w:pPr>
-    </w:p>
-    <w:p>
-      <w:pPr>
-        <w:spacing w:after="0"/>
-        <w:jc w:val="both"/>
-        <w:rPr>
-          <w:rFonts w:ascii="Arial Narrow" w:hAnsi="Arial Narrow"/>
-          <w:sz w:val="18"/>
-          <w:szCs w:val="18"/>
-        </w:rPr>
-      </w:pPr>
-      <w:r>
-        <w:rPr>
-          <w:rFonts w:ascii="Arial Narrow" w:hAnsi="Arial Narrow"/>
-          <w:b/>
-          <w:bCs/>
-          <w:sz w:val="18"/>
-          <w:szCs w:val="18"/>
-        </w:rPr>
         <w:t>5. DURACIÓN</w:t>
       </w:r>
     </w:p>
@@ -563,23 +575,23 @@
           <w:sz w:val="18"/>
           <w:szCs w:val="18"/>
         </w:rPr>
-        <w:t xml:space="preserve">Este Acuerdo entrará en vigor a partir de la fecha de su firma y tendrá una vigencia de </w:t>
-      </w:r>
-      <w:r>
-        <w:rPr>
-          <w:rFonts w:ascii="Arial Narrow" w:hAnsi="Arial Narrow"/>
-          <w:sz w:val="18"/>
-          <w:szCs w:val="18"/>
-        </w:rPr>
-        <w:t xml:space="preserve">                                         </w:t>
-      </w:r>
-      <w:r>
-        <w:rPr>
-          <w:rFonts w:ascii="Arial Narrow" w:hAnsi="Arial Narrow"/>
-          <w:sz w:val="18"/>
-          <w:szCs w:val="18"/>
-        </w:rPr>
-        <w:t>a partir de dicha fecha. No obstante, la obligación de confidencialidad subsistirá por un período adicional de [indicar período, por ejemplo, tres años] después de la terminación del presente Acuerdo.</w:t>
+        <w:t>Este Acuerdo entrará en vigor a partir de la fecha de su firma y tendrá una vigencia de</w:t>
+      </w:r>
+      <w:r>
+        <w:rPr>
+          <w:rFonts w:ascii="Arial Narrow" w:hAnsi="Arial Narrow"/>
+          <w:sz w:val="18"/>
+          <w:szCs w:val="18"/>
+        </w:rPr>
+        <w:t xml:space="preserve"> PERIODOC a</w:t>
+      </w:r>
+      <w:r>
+        <w:rPr>
+          <w:rFonts w:ascii="Arial Narrow" w:hAnsi="Arial Narrow"/>
+          <w:sz w:val="18"/>
+          <w:szCs w:val="18"/>
+        </w:rPr>
+        <w:t xml:space="preserve"> partir de dicha fecha. No obstante, la obligación de confidencialidad subsistirá por un período adicional de [indicar período, por ejemplo, tres años] después de la terminación del presente Acuerdo.</w:t>
       </w:r>
     </w:p>
     <w:p>
@@ -788,117 +800,372 @@
     <w:p>
       <w:pPr>
         <w:spacing w:after="0"/>
-        <w:ind w:left="720"/>
-        <w:jc w:val="both"/>
-        <w:rPr>
-          <w:rFonts w:ascii="Arial Narrow" w:hAnsi="Arial Narrow"/>
-          <w:sz w:val="18"/>
-          <w:szCs w:val="18"/>
-        </w:rPr>
-      </w:pPr>
-    </w:p>
-    <w:p>
-      <w:pPr>
-        <w:spacing w:after="0"/>
-        <w:jc w:val="both"/>
-        <w:rPr>
-          <w:rFonts w:ascii="Arial Narrow" w:hAnsi="Arial Narrow"/>
+        <w:jc w:val="both"/>
+        <w:rPr>
+          <w:rFonts w:ascii="Arial Narrow" w:hAnsi="Arial Narrow"/>
+          <w:sz w:val="18"/>
+          <w:szCs w:val="18"/>
+        </w:rPr>
+      </w:pPr>
+    </w:p>
+    <w:p>
+      <w:pPr>
+        <w:spacing w:after="0"/>
+        <w:jc w:val="both"/>
+        <w:rPr>
+          <w:rFonts w:ascii="Arial Narrow" w:hAnsi="Arial Narrow"/>
+          <w:sz w:val="18"/>
+          <w:szCs w:val="18"/>
+        </w:rPr>
+      </w:pPr>
+      <w:r>
+        <w:rPr>
+          <w:rFonts w:ascii="Arial Narrow" w:hAnsi="Arial Narrow"/>
+          <w:sz w:val="18"/>
+          <w:szCs w:val="18"/>
+        </w:rPr>
+        <w:t xml:space="preserve">En señal de conformidad, LAS PARTES firman este Acuerdo </w:t>
+      </w:r>
+      <w:r>
+        <w:rPr>
+          <w:rFonts w:ascii="Arial Narrow" w:hAnsi="Arial Narrow"/>
+          <w:sz w:val="18"/>
+          <w:szCs w:val="18"/>
+        </w:rPr>
+        <w:t>con fecha</w:t>
+      </w:r>
+      <w:r>
+        <w:rPr>
+          <w:rFonts w:ascii="Arial Narrow" w:hAnsi="Arial Narrow"/>
+          <w:sz w:val="18"/>
+          <w:szCs w:val="18"/>
+        </w:rPr>
+        <w:t xml:space="preserve"> FECHAHOY</w:t>
+      </w:r>
+      <w:r>
+        <w:rPr>
+          <w:rFonts w:ascii="Arial Narrow" w:hAnsi="Arial Narrow"/>
+          <w:sz w:val="18"/>
+          <w:szCs w:val="18"/>
+        </w:rPr>
+        <w:t xml:space="preserve">                                                                </w:t>
+      </w:r>
+    </w:p>
+    <w:p>
+      <w:pPr>
+        <w:tabs>
+          <w:tab w:val="left" w:pos="3840"/>
+        </w:tabs>
+        <w:ind w:right="-1085"/>
+        <w:jc w:val="both"/>
+        <w:rPr>
+          <w:rFonts w:ascii="Bahnschrift" w:hAnsi="Bahnschrift"/>
+          <w:sz w:val="18"/>
+        </w:rPr>
+      </w:pPr>
+      <w:r>
+        <w:rPr>
+          <w:rFonts w:ascii="Bahnschrift" w:hAnsi="Bahnschrift"/>
           <w:b/>
-          <w:bCs/>
-          <w:sz w:val="20"/>
-          <w:szCs w:val="20"/>
-        </w:rPr>
-      </w:pPr>
-      <w:r>
-        <w:rPr>
-          <w:rFonts w:ascii="Arial Narrow" w:hAnsi="Arial Narrow"/>
-          <w:sz w:val="18"/>
-          <w:szCs w:val="18"/>
-        </w:rPr>
-        <w:t xml:space="preserve">En señal de conformidad, LAS PARTES firman este Acuerdo </w:t>
-      </w:r>
-      <w:r>
-        <w:rPr>
-          <w:rFonts w:ascii="Arial Narrow" w:hAnsi="Arial Narrow"/>
-          <w:sz w:val="18"/>
-          <w:szCs w:val="18"/>
-        </w:rPr>
-        <w:t>con fecha</w:t>
-      </w:r>
-      <w:r>
-        <w:rPr>
-          <w:rFonts w:ascii="Arial Narrow" w:hAnsi="Arial Narrow"/>
-          <w:sz w:val="18"/>
-          <w:szCs w:val="18"/>
-        </w:rPr>
-        <w:t xml:space="preserve">                                                                        </w:t>
-      </w:r>
-    </w:p>
-    <w:p>
-      <w:pPr>
-        <w:spacing w:after="0"/>
-        <w:jc w:val="both"/>
-        <w:rPr>
-          <w:rFonts w:ascii="Arial Narrow" w:hAnsi="Arial Narrow"/>
-          <w:sz w:val="20"/>
-          <w:szCs w:val="20"/>
-        </w:rPr>
-      </w:pPr>
-    </w:p>
-    <w:p>
-      <w:pPr>
-        <w:spacing w:after="0"/>
-        <w:jc w:val="both"/>
-        <w:rPr>
-          <w:rFonts w:ascii="Arial Narrow" w:hAnsi="Arial Narrow"/>
-          <w:sz w:val="20"/>
-          <w:szCs w:val="20"/>
-        </w:rPr>
-      </w:pPr>
-    </w:p>
-    <w:p>
-      <w:pPr>
-        <w:spacing w:after="0"/>
-        <w:jc w:val="both"/>
-        <w:rPr>
-          <w:rFonts w:ascii="Arial Narrow" w:hAnsi="Arial Narrow"/>
-          <w:sz w:val="20"/>
-          <w:szCs w:val="20"/>
-        </w:rPr>
-      </w:pPr>
-    </w:p>
-    <w:p>
-      <w:pPr>
-        <w:spacing w:after="0"/>
-        <w:jc w:val="both"/>
-        <w:rPr>
-          <w:rFonts w:ascii="Arial Narrow" w:hAnsi="Arial Narrow"/>
-          <w:sz w:val="20"/>
-          <w:szCs w:val="20"/>
-        </w:rPr>
-      </w:pPr>
-      <w:r>
-        <w:rPr>
-          <w:rFonts w:ascii="Arial Narrow" w:hAnsi="Arial Narrow"/>
           <w:noProof/>
-          <w:sz w:val="20"/>
-          <w:szCs w:val="20"/>
+          <w:sz w:val="18"/>
         </w:rPr>
         <mc:AlternateContent>
           <mc:Choice Requires="wps">
             <w:drawing>
-              <wp:anchor distT="0" distB="0" distL="114300" distR="114300" simplePos="0" relativeHeight="251661312" behindDoc="0" locked="0" layoutInCell="1" allowOverlap="1" wp14:anchorId="2A875FA3" wp14:editId="3164DAAE">
+              <wp:anchor distT="45720" distB="45720" distL="114300" distR="114300" simplePos="0" relativeHeight="251662336" behindDoc="1" locked="0" layoutInCell="1" allowOverlap="1" wp14:anchorId="2CD0C047" wp14:editId="5F6D3730">
+                <wp:simplePos x="0" y="0"/>
+                <wp:positionH relativeFrom="margin">
+                  <wp:posOffset>85725</wp:posOffset>
+                </wp:positionH>
+                <wp:positionV relativeFrom="paragraph">
+                  <wp:posOffset>192405</wp:posOffset>
+                </wp:positionV>
+                <wp:extent cx="1314450" cy="495300"/>
+                <wp:effectExtent l="0" t="0" r="0" b="0"/>
+                <wp:wrapNone/>
+                <wp:docPr id="1815658035" name="Cuadro de texto 2"/>
+                <wp:cNvGraphicFramePr>
+                  <a:graphicFrameLocks xmlns:a="http://schemas.openxmlformats.org/drawingml/2006/main"/>
+                </wp:cNvGraphicFramePr>
+                <a:graphic xmlns:a="http://schemas.openxmlformats.org/drawingml/2006/main">
+                  <a:graphicData uri="http://schemas.microsoft.com/office/word/2010/wordprocessingShape">
+                    <wps:wsp>
+                      <wps:cNvSpPr txBox="1">
+                        <a:spLocks noChangeArrowheads="1"/>
+                      </wps:cNvSpPr>
+                      <wps:spPr bwMode="auto">
+                        <a:xfrm>
+                          <a:off x="0" y="0"/>
+                          <a:ext cx="1314450" cy="495300"/>
+                        </a:xfrm>
+                        <a:prstGeom prst="rect">
+                          <a:avLst/>
+                        </a:prstGeom>
+                        <a:noFill/>
+                        <a:ln w="9525">
+                          <a:noFill/>
+                          <a:miter lim="800000"/>
+                          <a:headEnd/>
+                          <a:tailEnd/>
+                        </a:ln>
+                      </wps:spPr>
+                      <wps:txbx>
+                        <w:txbxContent>
+                          <w:p>
+                            <w:pPr>
+                              <w:spacing w:after="0"/>
+                              <w:jc w:val="center"/>
+                            </w:pPr>
+                            <w:r>
+                              <w:rPr>
+                                <w:rFonts w:ascii="Bahnschrift" w:hAnsi="Bahnschrift"/>
+                                <w:b/>
+                                <w:sz w:val="18"/>
+                              </w:rPr>
+                              <w:t>FIRMACLIENTE</w:t>
+                            </w:r>
+                          </w:p>
+                        </w:txbxContent>
+                      </wps:txbx>
+                      <wps:bodyPr rot="0" vert="horz" wrap="square" lIns="91440" tIns="45720" rIns="91440" bIns="45720" anchor="t" anchorCtr="0">
+                        <a:noAutofit/>
+                      </wps:bodyPr>
+                    </wps:wsp>
+                  </a:graphicData>
+                </a:graphic>
+                <wp14:sizeRelH relativeFrom="margin">
+                  <wp14:pctWidth>0</wp14:pctWidth>
+                </wp14:sizeRelH>
+                <wp14:sizeRelV relativeFrom="margin">
+                  <wp14:pctHeight>0</wp14:pctHeight>
+                </wp14:sizeRelV>
+              </wp:anchor>
+            </w:drawing>
+          </mc:Choice>
+          <mc:Fallback>
+            <w:pict>
+              <v:shapetype w14:anchorId="2CD0C047" id="_x0000_t202" coordsize="21600,21600" o:spt="202" path="m,l,21600r21600,l21600,xe">
+                <v:stroke joinstyle="miter"/>
+                <v:path gradientshapeok="t" o:connecttype="rect"/>
+              </v:shapetype>
+              <v:shape id="Cuadro de texto 2" o:spid="_x0000_s1026" type="#_x0000_t202" style="position:absolute;left:0;text-align:left;margin-left:6.75pt;margin-top:15.15pt;width:103.5pt;height:39pt;z-index:-251654144;visibility:visible;mso-wrap-style:square;mso-width-percent:0;mso-height-percent:0;mso-wrap-distance-left:9pt;mso-wrap-distance-top:3.6pt;mso-wrap-distance-right:9pt;mso-wrap-distance-bottom:3.6pt;mso-position-horizontal:absolute;mso-position-horizontal-relative:margin;mso-position-vertical:absolute;mso-position-vertical-relative:text;mso-width-percent:0;mso-height-percent:0;mso-width-relative:margin;mso-height-relative:margin;v-text-anchor:top" o:gfxdata="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" filled="f" stroked="f">
+                <v:textbox>
+                  <w:txbxContent>
+                    <w:p>
+                      <w:pPr>
+                        <w:spacing w:after="0"/>
+                        <w:jc w:val="center"/>
+                      </w:pPr>
+                      <w:r>
+                        <w:rPr>
+                          <w:rFonts w:ascii="Bahnschrift" w:hAnsi="Bahnschrift"/>
+                          <w:b/>
+                          <w:sz w:val="18"/>
+                        </w:rPr>
+                        <w:t>FIRMACLIENTE</w:t>
+                      </w:r>
+                    </w:p>
+                  </w:txbxContent>
+                </v:textbox>
+                <w10:wrap anchorx="margin"/>
+              </v:shape>
+            </w:pict>
+          </mc:Fallback>
+        </mc:AlternateContent>
+      </w:r>
+    </w:p>
+    <w:p>
+      <w:pPr>
+        <w:tabs>
+          <w:tab w:val="left" w:pos="3840"/>
+        </w:tabs>
+        <w:ind w:left="-993" w:right="-1085"/>
+        <w:jc w:val="both"/>
+        <w:rPr>
+          <w:rFonts w:ascii="Bahnschrift" w:hAnsi="Bahnschrift"/>
+          <w:sz w:val="18"/>
+        </w:rPr>
+      </w:pPr>
+    </w:p>
+    <w:p>
+      <w:pPr>
+        <w:tabs>
+          <w:tab w:val="left" w:pos="3840"/>
+        </w:tabs>
+        <w:ind w:left="-993" w:right="-1085"/>
+        <w:jc w:val="both"/>
+        <w:rPr>
+          <w:rFonts w:ascii="Bahnschrift" w:hAnsi="Bahnschrift"/>
+          <w:sz w:val="18"/>
+        </w:rPr>
+      </w:pPr>
+      <w:r>
+        <w:rPr>
+          <w:rFonts w:ascii="Bahnschrift" w:hAnsi="Bahnschrift"/>
+          <w:b/>
+          <w:noProof/>
+          <w:sz w:val="18"/>
+        </w:rPr>
+        <mc:AlternateContent>
+          <mc:Choice Requires="wps">
+            <w:drawing>
+              <wp:anchor distT="45720" distB="45720" distL="114300" distR="114300" simplePos="0" relativeHeight="251661312" behindDoc="1" locked="0" layoutInCell="1" allowOverlap="1" wp14:anchorId="7BEB0CA4" wp14:editId="0350F87A">
                 <wp:simplePos x="0" y="0"/>
                 <wp:positionH relativeFrom="column">
-                  <wp:posOffset>3289935</wp:posOffset>
+                  <wp:posOffset>-565785</wp:posOffset>
                 </wp:positionH>
                 <wp:positionV relativeFrom="paragraph">
-                  <wp:posOffset>131445</wp:posOffset>
+                  <wp:posOffset>208280</wp:posOffset>
                 </wp:positionV>
-                <wp:extent cx="2385060" cy="0"/>
-                <wp:effectExtent l="0" t="0" r="0" b="0"/>
+                <wp:extent cx="2571750" cy="1404620"/>
+                <wp:effectExtent l="0" t="0" r="0" b="3810"/>
                 <wp:wrapNone/>
-                <wp:docPr id="6" name="Conector recto 6"/>
+                <wp:docPr id="217" name="Cuadro de texto 2"/>
+                <wp:cNvGraphicFramePr>
+                  <a:graphicFrameLocks xmlns:a="http://schemas.openxmlformats.org/drawingml/2006/main"/>
+                </wp:cNvGraphicFramePr>
+                <a:graphic xmlns:a="http://schemas.openxmlformats.org/drawingml/2006/main">
+                  <a:graphicData uri="http://schemas.microsoft.com/office/word/2010/wordprocessingShape">
+                    <wps:wsp>
+                      <wps:cNvSpPr txBox="1">
+                        <a:spLocks noChangeArrowheads="1"/>
+                      </wps:cNvSpPr>
+                      <wps:spPr bwMode="auto">
+                        <a:xfrm>
+                          <a:off x="0" y="0"/>
+                          <a:ext cx="2571750" cy="1404620"/>
+                        </a:xfrm>
+                        <a:prstGeom prst="rect">
+                          <a:avLst/>
+                        </a:prstGeom>
+                        <a:noFill/>
+                        <a:ln w="9525">
+                          <a:noFill/>
+                          <a:miter lim="800000"/>
+                          <a:headEnd/>
+                          <a:tailEnd/>
+                        </a:ln>
+                      </wps:spPr>
+                      <wps:txbx>
+                        <w:txbxContent>
+                          <w:p>
+                            <w:pPr>
+                              <w:spacing w:after="0"/>
+                              <w:jc w:val="center"/>
+                              <w:rPr>
+                                <w:rFonts w:ascii="Bahnschrift" w:hAnsi="Bahnschrift"/>
+                                <w:b/>
+                                <w:sz w:val="18"/>
+                              </w:rPr>
+                            </w:pPr>
+                            <w:r>
+                              <w:rPr>
+                                <w:rFonts w:ascii="Bahnschrift" w:hAnsi="Bahnschrift"/>
+                                <w:b/>
+                                <w:sz w:val="18"/>
+                              </w:rPr>
+                              <w:t>RSCLIENTE</w:t>
+                            </w:r>
+                          </w:p>
+                          <w:p>
+                            <w:pPr>
+                              <w:spacing w:after="0"/>
+                              <w:jc w:val="center"/>
+                            </w:pPr>
+                            <w:r>
+                              <w:rPr>
+                                <w:rFonts w:ascii="Bahnschrift" w:hAnsi="Bahnschrift"/>
+                                <w:b/>
+                                <w:sz w:val="18"/>
+                              </w:rPr>
+                              <w:t>RLCLIENTE</w:t>
+                            </w:r>
+                          </w:p>
+                        </w:txbxContent>
+                      </wps:txbx>
+                      <wps:bodyPr rot="0" vert="horz" wrap="square" lIns="91440" tIns="45720" rIns="91440" bIns="45720" anchor="t" anchorCtr="0">
+                        <a:spAutoFit/>
+                      </wps:bodyPr>
+                    </wps:wsp>
+                  </a:graphicData>
+                </a:graphic>
+                <wp14:sizeRelH relativeFrom="margin">
+                  <wp14:pctWidth>0</wp14:pctWidth>
+                </wp14:sizeRelH>
+                <wp14:sizeRelV relativeFrom="margin">
+                  <wp14:pctHeight>20000</wp14:pctHeight>
+                </wp14:sizeRelV>
+              </wp:anchor>
+            </w:drawing>
+          </mc:Choice>
+          <mc:Fallback>
+            <w:pict>
+              <v:shape w14:anchorId="7BEB0CA4" id="_x0000_s1027" type="#_x0000_t202" style="position:absolute;left:0;text-align:left;margin-left:-44.55pt;margin-top:16.4pt;width:202.5pt;height:110.6pt;z-index:-251655168;visibility:visible;mso-wrap-style:square;mso-width-percent:0;mso-height-percent:200;mso-wrap-distance-left:9pt;mso-wrap-distance-top:3.6pt;mso-wrap-distance-right:9pt;mso-wrap-distance-bottom:3.6pt;mso-position-horizontal:absolute;mso-position-horizontal-relative:text;mso-position-vertical:absolute;mso-position-vertical-relative:text;mso-width-percent:0;mso-height-percent:200;mso-width-relative:margin;mso-height-relative:margin;v-text-anchor:top" o:gfxdata="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" filled="f" stroked="f">
+                <v:textbox style="mso-fit-shape-to-text:t">
+                  <w:txbxContent>
+                    <w:p>
+                      <w:pPr>
+                        <w:spacing w:after="0"/>
+                        <w:jc w:val="center"/>
+                        <w:rPr>
+                          <w:rFonts w:ascii="Bahnschrift" w:hAnsi="Bahnschrift"/>
+                          <w:b/>
+                          <w:sz w:val="18"/>
+                        </w:rPr>
+                      </w:pPr>
+                      <w:r>
+                        <w:rPr>
+                          <w:rFonts w:ascii="Bahnschrift" w:hAnsi="Bahnschrift"/>
+                          <w:b/>
+                          <w:sz w:val="18"/>
+                        </w:rPr>
+                        <w:t>RSCLIENTE</w:t>
+                      </w:r>
+                    </w:p>
+                    <w:p>
+                      <w:pPr>
+                        <w:spacing w:after="0"/>
+                        <w:jc w:val="center"/>
+                      </w:pPr>
+                      <w:r>
+                        <w:rPr>
+                          <w:rFonts w:ascii="Bahnschrift" w:hAnsi="Bahnschrift"/>
+                          <w:b/>
+                          <w:sz w:val="18"/>
+                        </w:rPr>
+                        <w:t>RLCLIENTE</w:t>
+                      </w:r>
+                    </w:p>
+                  </w:txbxContent>
+                </v:textbox>
+              </v:shape>
+            </w:pict>
+          </mc:Fallback>
+        </mc:AlternateContent>
+      </w:r>
+      <w:r>
+        <w:rPr>
+          <w:rFonts w:ascii="Bahnschrift" w:hAnsi="Bahnschrift"/>
+          <w:noProof/>
+          <w:sz w:val="18"/>
+          <w:lang w:eastAsia="es-MX"/>
+        </w:rPr>
+        <mc:AlternateContent>
+          <mc:Choice Requires="wps">
+            <w:drawing>
+              <wp:anchor distT="0" distB="0" distL="114300" distR="114300" simplePos="0" relativeHeight="251660288" behindDoc="0" locked="0" layoutInCell="1" allowOverlap="1" wp14:anchorId="54590E66" wp14:editId="778A5418">
+                <wp:simplePos x="0" y="0"/>
+                <wp:positionH relativeFrom="column">
+                  <wp:posOffset>3626485</wp:posOffset>
+                </wp:positionH>
+                <wp:positionV relativeFrom="paragraph">
+                  <wp:posOffset>228864</wp:posOffset>
+                </wp:positionV>
+                <wp:extent cx="2578735" cy="0"/>
+                <wp:effectExtent l="0" t="0" r="31115" b="19050"/>
+                <wp:wrapNone/>
+                <wp:docPr id="5" name="Conector recto 5"/>
                 <wp:cNvGraphicFramePr/>
                 <a:graphic xmlns:a="http://schemas.openxmlformats.org/drawingml/2006/main">
                   <a:graphicData uri="http://schemas.microsoft.com/office/word/2010/wordprocessingShape">
@@ -907,12 +1174,12 @@
                       <wps:spPr>
                         <a:xfrm>
                           <a:off x="0" y="0"/>
-                          <a:ext cx="2385060" cy="0"/>
+                          <a:ext cx="2578735" cy="0"/>
                         </a:xfrm>
                         <a:prstGeom prst="line">
                           <a:avLst/>
                         </a:prstGeom>
-                        <a:ln w="12700">
+                        <a:ln>
                           <a:solidFill>
                             <a:schemeClr val="tx1"/>
                           </a:solidFill>
@@ -936,15 +1203,12 @@
                     </wps:wsp>
                   </a:graphicData>
                 </a:graphic>
-                <wp14:sizeRelH relativeFrom="margin">
-                  <wp14:pctWidth>0</wp14:pctWidth>
-                </wp14:sizeRelH>
               </wp:anchor>
             </w:drawing>
           </mc:Choice>
           <mc:Fallback>
             <w:pict>
-              <v:line w14:anchorId="5D4D9729" id="Conector recto 6" o:spid="_x0000_s1026" style="position:absolute;z-index:251661312;visibility:visible;mso-wrap-style:square;mso-width-percent:0;mso-wrap-distance-left:9pt;mso-wrap-distance-top:0;mso-wrap-distance-right:9pt;mso-wrap-distance-bottom:0;mso-position-horizontal:absolute;mso-position-horizontal-relative:text;mso-position-vertical:absolute;mso-position-vertical-relative:text;mso-width-percent:0;mso-width-relative:margin" from="259.05pt,10.35pt" to="446.85pt,10.35pt" o:gfxdata="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" strokecolor="black [3213]" strokeweight="1pt">
+              <v:line w14:anchorId="7F823E63" id="Conector recto 5" o:spid="_x0000_s1026" style="position:absolute;z-index:251660288;visibility:visible;mso-wrap-style:square;mso-wrap-distance-left:9pt;mso-wrap-distance-top:0;mso-wrap-distance-right:9pt;mso-wrap-distance-bottom:0;mso-position-horizontal:absolute;mso-position-horizontal-relative:text;mso-position-vertical:absolute;mso-position-vertical-relative:text" from="285.55pt,18pt" to="488.6pt,18pt" o:gfxdata="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" strokecolor="black [3213]" strokeweight=".5pt">
                 <v:stroke joinstyle="miter"/>
               </v:line>
             </w:pict>
@@ -953,26 +1217,26 @@
       </w:r>
       <w:r>
         <w:rPr>
-          <w:rFonts w:ascii="Arial Narrow" w:hAnsi="Arial Narrow"/>
+          <w:rFonts w:ascii="Bahnschrift" w:hAnsi="Bahnschrift"/>
           <w:noProof/>
-          <w:sz w:val="20"/>
-          <w:szCs w:val="20"/>
+          <w:sz w:val="18"/>
+          <w:lang w:eastAsia="es-MX"/>
         </w:rPr>
         <mc:AlternateContent>
           <mc:Choice Requires="wps">
             <w:drawing>
-              <wp:anchor distT="0" distB="0" distL="114300" distR="114300" simplePos="0" relativeHeight="251663360" behindDoc="0" locked="0" layoutInCell="1" allowOverlap="1" wp14:anchorId="479B6D8B" wp14:editId="736E4F24">
+              <wp:anchor distT="0" distB="0" distL="114300" distR="114300" simplePos="0" relativeHeight="251659264" behindDoc="0" locked="0" layoutInCell="1" allowOverlap="1" wp14:anchorId="10C902ED" wp14:editId="0A81E849">
                 <wp:simplePos x="0" y="0"/>
                 <wp:positionH relativeFrom="column">
-                  <wp:posOffset>100965</wp:posOffset>
+                  <wp:posOffset>-588274</wp:posOffset>
                 </wp:positionH>
                 <wp:positionV relativeFrom="paragraph">
-                  <wp:posOffset>132715</wp:posOffset>
+                  <wp:posOffset>224155</wp:posOffset>
                 </wp:positionV>
-                <wp:extent cx="2385060" cy="0"/>
-                <wp:effectExtent l="0" t="0" r="0" b="0"/>
+                <wp:extent cx="2578735" cy="0"/>
+                <wp:effectExtent l="0" t="0" r="31115" b="19050"/>
                 <wp:wrapNone/>
-                <wp:docPr id="1928211310" name="Conector recto 1928211310"/>
+                <wp:docPr id="4" name="Conector recto 4"/>
                 <wp:cNvGraphicFramePr/>
                 <a:graphic xmlns:a="http://schemas.openxmlformats.org/drawingml/2006/main">
                   <a:graphicData uri="http://schemas.microsoft.com/office/word/2010/wordprocessingShape">
@@ -981,12 +1245,12 @@
                       <wps:spPr>
                         <a:xfrm>
                           <a:off x="0" y="0"/>
-                          <a:ext cx="2385060" cy="0"/>
+                          <a:ext cx="2578735" cy="0"/>
                         </a:xfrm>
                         <a:prstGeom prst="line">
                           <a:avLst/>
                         </a:prstGeom>
-                        <a:ln w="12700">
+                        <a:ln>
                           <a:solidFill>
                             <a:schemeClr val="tx1"/>
                           </a:solidFill>
@@ -1010,15 +1274,12 @@
                     </wps:wsp>
                   </a:graphicData>
                 </a:graphic>
-                <wp14:sizeRelH relativeFrom="margin">
-                  <wp14:pctWidth>0</wp14:pctWidth>
-                </wp14:sizeRelH>
               </wp:anchor>
             </w:drawing>
           </mc:Choice>
           <mc:Fallback>
             <w:pict>
-              <v:line w14:anchorId="5B1F4C7B" id="Conector recto 1928211310" o:spid="_x0000_s1026" style="position:absolute;z-index:251663360;visibility:visible;mso-wrap-style:square;mso-width-percent:0;mso-wrap-distance-left:9pt;mso-wrap-distance-top:0;mso-wrap-distance-right:9pt;mso-wrap-distance-bottom:0;mso-position-horizontal:absolute;mso-position-horizontal-relative:text;mso-position-vertical:absolute;mso-position-vertical-relative:text;mso-width-percent:0;mso-width-relative:margin" from="7.95pt,10.45pt" to="195.75pt,10.45pt" o:gfxdata="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" strokecolor="black [3213]" strokeweight="1pt">
+              <v:line w14:anchorId="6A91321F" id="Conector recto 4" o:spid="_x0000_s1026" style="position:absolute;z-index:251659264;visibility:visible;mso-wrap-style:square;mso-wrap-distance-left:9pt;mso-wrap-distance-top:0;mso-wrap-distance-right:9pt;mso-wrap-distance-bottom:0;mso-position-horizontal:absolute;mso-position-horizontal-relative:text;mso-position-vertical:absolute;mso-position-vertical-relative:text" from="-46.3pt,17.65pt" to="156.75pt,17.65pt" o:gfxdata="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" strokecolor="black [3213]" strokeweight=".5pt">
                 <v:stroke joinstyle="miter"/>
               </v:line>
             </w:pict>
@@ -1028,60 +1289,60 @@
     </w:p>
     <w:p>
       <w:pPr>
-        <w:spacing w:after="0"/>
-        <w:jc w:val="both"/>
-        <w:rPr>
-          <w:rFonts w:ascii="Arial Narrow" w:hAnsi="Arial Narrow"/>
-          <w:sz w:val="16"/>
-          <w:szCs w:val="16"/>
-        </w:rPr>
-      </w:pPr>
-      <w:r>
-        <w:rPr>
-          <w:rFonts w:ascii="Arial Narrow" w:hAnsi="Arial Narrow"/>
-          <w:sz w:val="20"/>
-          <w:szCs w:val="20"/>
-        </w:rPr>
-        <w:t xml:space="preserve"> </w:t>
-      </w:r>
-      <w:r>
-        <w:rPr>
-          <w:rFonts w:ascii="Arial Narrow" w:hAnsi="Arial Narrow"/>
-          <w:sz w:val="20"/>
-          <w:szCs w:val="20"/>
-        </w:rPr>
-        <w:t xml:space="preserve">                                                                                                                 </w:t>
-      </w:r>
-      <w:r>
-        <w:rPr>
-          <w:rFonts w:ascii="Arial Narrow" w:hAnsi="Arial Narrow"/>
-          <w:sz w:val="16"/>
-          <w:szCs w:val="16"/>
-        </w:rPr>
-        <w:t>HUBNET INFRAESTRUCTURE TECHNOLOGY SOLUTIONS</w:t>
-      </w:r>
-    </w:p>
-    <w:p>
-      <w:pPr>
-        <w:spacing w:after="0"/>
-        <w:jc w:val="both"/>
-        <w:rPr>
-          <w:rFonts w:ascii="Arial Narrow" w:hAnsi="Arial Narrow"/>
-          <w:sz w:val="20"/>
-          <w:szCs w:val="20"/>
-        </w:rPr>
-      </w:pPr>
-      <w:r>
-        <w:rPr>
-          <w:rFonts w:ascii="Arial Narrow" w:hAnsi="Arial Narrow"/>
-          <w:sz w:val="16"/>
-          <w:szCs w:val="16"/>
-        </w:rPr>
-        <w:t xml:space="preserve">                                                                                                                                                               JORGE ALBERTO SANTANA TORRES</w:t>
+        <w:tabs>
+          <w:tab w:val="left" w:pos="3840"/>
+        </w:tabs>
+        <w:spacing w:after="0"/>
+        <w:ind w:left="-993" w:right="-1085"/>
+        <w:jc w:val="both"/>
+        <w:rPr>
+          <w:rFonts w:ascii="Bahnschrift" w:hAnsi="Bahnschrift"/>
+          <w:b/>
+          <w:sz w:val="18"/>
+        </w:rPr>
+      </w:pPr>
+      <w:r>
+        <w:rPr>
+          <w:rFonts w:ascii="Bahnschrift" w:hAnsi="Bahnschrift"/>
+          <w:b/>
+          <w:sz w:val="18"/>
+        </w:rPr>
+        <w:t xml:space="preserve">                                  </w:t>
+      </w:r>
+      <w:r>
+        <w:rPr>
+          <w:rFonts w:ascii="Bahnschrift" w:hAnsi="Bahnschrift"/>
+          <w:b/>
+          <w:sz w:val="18"/>
+        </w:rPr>
+        <w:tab/>
+        <w:t xml:space="preserve">                                  HUBNET INFRAESTRUCTURE TECHNOLOGY SOLUTIONS</w:t>
+      </w:r>
+    </w:p>
+    <w:p>
+      <w:pPr>
+        <w:tabs>
+          <w:tab w:val="left" w:pos="3840"/>
+        </w:tabs>
+        <w:spacing w:after="0"/>
+        <w:ind w:left="-993" w:right="-1085"/>
+        <w:jc w:val="both"/>
+        <w:rPr>
+          <w:rFonts w:ascii="Bahnschrift" w:hAnsi="Bahnschrift"/>
+          <w:b/>
+          <w:sz w:val="18"/>
+        </w:rPr>
+      </w:pPr>
+      <w:r>
+        <w:rPr>
+          <w:rFonts w:ascii="Bahnschrift" w:hAnsi="Bahnschrift"/>
+          <w:b/>
+          <w:sz w:val="18"/>
+        </w:rPr>
+        <w:t xml:space="preserve">                                                                                                                                                     JORGE ALBERTO SANTANA TORRES</w:t>
       </w:r>
     </w:p>
     <w:sectPr>
-      <w:footerReference w:type="default" r:id="rId7"/>
       <w:pgSz w:w="12240" w:h="15840"/>
       <w:pgMar w:top="284" w:right="1701" w:bottom="1276" w:left="1701" w:header="708" w:footer="708" w:gutter="0"/>
       <w:cols w:space="708"/>
@@ -1114,99 +1375,6 @@
     </w:p>
   </w:endnote>
 </w:endnotes>
-</file>
-
-<file path=word/footer1.xml><?xml version="1.0" encoding="utf-8"?>
-<w:ftr xmlns:wpc="http://schemas.microsoft.com/office/word/2010/wordprocessingCanvas" xmlns:cx="http://schemas.microsoft.com/office/drawing/2014/chartex" xmlns:cx1="http://schemas.microsoft.com/office/drawing/2015/9/8/chartex" xmlns:cx2="http://schemas.microsoft.com/office/drawing/2015/10/21/chartex" xmlns:cx3="http://schemas.microsoft.com/office/drawing/2016/5/9/chartex" xmlns:cx4="http://schemas.microsoft.com/office/drawing/2016/5/10/chartex" xmlns:cx5="http://schemas.microsoft.com/office/drawing/2016/5/11/chartex" xmlns:cx6="http://schemas.microsoft.com/office/drawing/2016/5/12/chartex" xmlns:cx7="http://schemas.microsoft.com/office/drawing/2016/5/13/chartex" xmlns:cx8="http://schemas.microsoft.com/office/drawing/2016/5/14/chartex" xmlns:mc="http://schemas.openxmlformats.org/markup-compatibility/2006" xmlns:aink="http://schemas.microsoft.com/office/drawing/2016/ink" xmlns:am3d="http://schemas.microsoft.com/office/drawing/2017/model3d" xmlns:o="urn:schemas-microsoft-com:office:office" xmlns:oel="http://schemas.microsoft.com/office/2019/extlst" xmlns:r="http://schemas.openxmlformats.org/officeDocument/2006/relationships" xmlns:m="http://schemas.openxmlformats.org/officeDocument/2006/math" xmlns:v="urn:schemas-microsoft-com:vml" xmlns:wp14="http://schemas.microsoft.com/office/word/2010/wordprocessingDrawing" xmlns:wp="http://schemas.openxmlformats.org/drawingml/2006/wordprocessingDrawing" xmlns:w10="urn:schemas-microsoft-com:office:word" xmlns:w="http://schemas.openxmlformats.org/wordprocessingml/2006/main" xmlns:w14="http://schemas.microsoft.com/office/word/2010/wordml" xmlns:w15="http://schemas.microsoft.com/office/word/2012/wordml" xmlns:w16cex="http://schemas.microsoft.com/office/word/2018/wordml/cex" xmlns:w16cid="http://schemas.microsoft.com/office/word/2016/wordml/cid" xmlns:w16="http://schemas.microsoft.com/office/word/2018/wordml" xmlns:w16du="http://schemas.microsoft.com/office/word/2023/wordml/word16du" xmlns:w16sdtdh="http://schemas.microsoft.com/office/word/2020/wordml/sdtdatahash" xmlns:w16sdtfl="http://schemas.microsoft.com/office/word/2024/wordml/sdtformatlock" xmlns:w16se="http://schemas.microsoft.com/office/word/2015/wordml/symex" xmlns:wpg="http://schemas.microsoft.com/office/word/2010/wordprocessingGroup" xmlns:wpi="http://schemas.microsoft.com/office/word/2010/wordprocessingInk" xmlns:wne="http://schemas.microsoft.com/office/word/2006/wordml" xmlns:wps="http://schemas.microsoft.com/office/word/2010/wordprocessingShape" mc:Ignorable="w14 w15 w16se w16cid w16 w16cex w16sdtdh w16sdtfl w16du wp14">
-  <w:p>
-    <w:pPr>
-      <w:pStyle w:val="Piedepgina"/>
-    </w:pPr>
-    <w:r>
-      <w:rPr>
-        <w:noProof/>
-      </w:rPr>
-      <mc:AlternateContent>
-        <mc:Choice Requires="wps">
-          <w:drawing>
-            <wp:anchor distT="45720" distB="45720" distL="114300" distR="114300" simplePos="0" relativeHeight="251661312" behindDoc="1" locked="0" layoutInCell="1" allowOverlap="1" wp14:anchorId="2FA745E9" wp14:editId="15217C73">
-              <wp:simplePos x="0" y="0"/>
-              <wp:positionH relativeFrom="column">
-                <wp:posOffset>238125</wp:posOffset>
-              </wp:positionH>
-              <wp:positionV relativeFrom="paragraph">
-                <wp:posOffset>18415</wp:posOffset>
-              </wp:positionV>
-              <wp:extent cx="5311140" cy="1404620"/>
-              <wp:effectExtent l="0" t="0" r="3810" b="0"/>
-              <wp:wrapNone/>
-              <wp:docPr id="217" name="Cuadro de texto 2"/>
-              <wp:cNvGraphicFramePr>
-                <a:graphicFrameLocks xmlns:a="http://schemas.openxmlformats.org/drawingml/2006/main"/>
-              </wp:cNvGraphicFramePr>
-              <a:graphic xmlns:a="http://schemas.openxmlformats.org/drawingml/2006/main">
-                <a:graphicData uri="http://schemas.microsoft.com/office/word/2010/wordprocessingShape">
-                  <wps:wsp>
-                    <wps:cNvSpPr txBox="1">
-                      <a:spLocks noChangeArrowheads="1"/>
-                    </wps:cNvSpPr>
-                    <wps:spPr bwMode="auto">
-                      <a:xfrm>
-                        <a:off x="0" y="0"/>
-                        <a:ext cx="5311140" cy="1404620"/>
-                      </a:xfrm>
-                      <a:prstGeom prst="rect">
-                        <a:avLst/>
-                      </a:prstGeom>
-                      <a:solidFill>
-                        <a:srgbClr val="FFFFFF"/>
-                      </a:solidFill>
-                      <a:ln w="9525">
-                        <a:noFill/>
-                        <a:miter lim="800000"/>
-                        <a:headEnd/>
-                        <a:tailEnd/>
-                      </a:ln>
-                    </wps:spPr>
-                    <wps:txbx>
-                      <w:txbxContent>
-                        <w:p/>
-                      </w:txbxContent>
-                    </wps:txbx>
-                    <wps:bodyPr rot="0" vert="horz" wrap="square" lIns="91440" tIns="45720" rIns="91440" bIns="45720" anchor="t" anchorCtr="0">
-                      <a:spAutoFit/>
-                    </wps:bodyPr>
-                  </wps:wsp>
-                </a:graphicData>
-              </a:graphic>
-              <wp14:sizeRelH relativeFrom="margin">
-                <wp14:pctWidth>0</wp14:pctWidth>
-              </wp14:sizeRelH>
-              <wp14:sizeRelV relativeFrom="margin">
-                <wp14:pctHeight>20000</wp14:pctHeight>
-              </wp14:sizeRelV>
-            </wp:anchor>
-          </w:drawing>
-        </mc:Choice>
-        <mc:Fallback>
-          <w:pict>
-            <v:shapetype w14:anchorId="2FA745E9" id="_x0000_t202" coordsize="21600,21600" o:spt="202" path="m,l,21600r21600,l21600,xe">
-              <v:stroke joinstyle="miter"/>
-              <v:path gradientshapeok="t" o:connecttype="rect"/>
-            </v:shapetype>
-            <v:shape id="Cuadro de texto 2" o:spid="_x0000_s1026" type="#_x0000_t202" style="position:absolute;margin-left:18.75pt;margin-top:1.45pt;width:418.2pt;height:110.6pt;z-index:-251655168;visibility:visible;mso-wrap-style:square;mso-width-percent:0;mso-height-percent:200;mso-wrap-distance-left:9pt;mso-wrap-distance-top:3.6pt;mso-wrap-distance-right:9pt;mso-wrap-distance-bottom:3.6pt;mso-position-horizontal:absolute;mso-position-horizontal-relative:text;mso-position-vertical:absolute;mso-position-vertical-relative:text;mso-width-percent:0;mso-height-percent:200;mso-width-relative:margin;mso-height-relative:margin;v-text-anchor:top" o:gfxdata="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" stroked="f">
-              <v:textbox style="mso-fit-shape-to-text:t">
-                <w:txbxContent>
-                  <w:p/>
-                </w:txbxContent>
-              </v:textbox>
-            </v:shape>
-          </w:pict>
-        </mc:Fallback>
-      </mc:AlternateContent>
-    </w:r>
-  </w:p>
-</w:ftr>
 </file>
 
 <file path=word/footnotes.xml><?xml version="1.0" encoding="utf-8"?>

--- a/HNControl.Web/assets/legal-templates/NDA.docx
+++ b/HNControl.Web/assets/legal-templates/NDA.docx
@@ -848,7 +848,26 @@
           <w:sz w:val="18"/>
           <w:szCs w:val="18"/>
         </w:rPr>
-        <w:t xml:space="preserve">                                                                </w:t>
+        <w:t xml:space="preserve">        </w:t>
+      </w:r>
+    </w:p>
+    <w:p>
+      <w:pPr>
+        <w:spacing w:after="0"/>
+        <w:jc w:val="both"/>
+        <w:rPr>
+          <w:rFonts w:ascii="Arial Narrow" w:hAnsi="Arial Narrow"/>
+          <w:sz w:val="18"/>
+          <w:szCs w:val="18"/>
+        </w:rPr>
+      </w:pPr>
+      <w:r>
+        <w:rPr>
+          <w:rFonts w:ascii="Arial Narrow" w:hAnsi="Arial Narrow"/>
+          <w:sz w:val="18"/>
+          <w:szCs w:val="18"/>
+        </w:rPr>
+        <w:t xml:space="preserve">                                                        </w:t>
       </w:r>
     </w:p>
     <w:p>
@@ -856,435 +875,87 @@
         <w:tabs>
           <w:tab w:val="left" w:pos="3840"/>
         </w:tabs>
-        <w:ind w:right="-1085"/>
-        <w:jc w:val="both"/>
-        <w:rPr>
-          <w:rFonts w:ascii="Bahnschrift" w:hAnsi="Bahnschrift"/>
-          <w:sz w:val="18"/>
-        </w:rPr>
-      </w:pPr>
-      <w:r>
+        <w:spacing w:after="0"/>
+        <w:ind w:left="-993" w:right="-1085"/>
+        <w:jc w:val="both"/>
         <w:rPr>
           <w:rFonts w:ascii="Bahnschrift" w:hAnsi="Bahnschrift"/>
           <w:b/>
-          <w:noProof/>
-          <w:sz w:val="18"/>
-        </w:rPr>
-        <mc:AlternateContent>
-          <mc:Choice Requires="wps">
-            <w:drawing>
-              <wp:anchor distT="45720" distB="45720" distL="114300" distR="114300" simplePos="0" relativeHeight="251662336" behindDoc="1" locked="0" layoutInCell="1" allowOverlap="1" wp14:anchorId="2CD0C047" wp14:editId="5F6D3730">
-                <wp:simplePos x="0" y="0"/>
-                <wp:positionH relativeFrom="margin">
-                  <wp:posOffset>85725</wp:posOffset>
-                </wp:positionH>
-                <wp:positionV relativeFrom="paragraph">
-                  <wp:posOffset>192405</wp:posOffset>
-                </wp:positionV>
-                <wp:extent cx="1314450" cy="495300"/>
-                <wp:effectExtent l="0" t="0" r="0" b="0"/>
-                <wp:wrapNone/>
-                <wp:docPr id="1815658035" name="Cuadro de texto 2"/>
-                <wp:cNvGraphicFramePr>
-                  <a:graphicFrameLocks xmlns:a="http://schemas.openxmlformats.org/drawingml/2006/main"/>
-                </wp:cNvGraphicFramePr>
-                <a:graphic xmlns:a="http://schemas.openxmlformats.org/drawingml/2006/main">
-                  <a:graphicData uri="http://schemas.microsoft.com/office/word/2010/wordprocessingShape">
-                    <wps:wsp>
-                      <wps:cNvSpPr txBox="1">
-                        <a:spLocks noChangeArrowheads="1"/>
-                      </wps:cNvSpPr>
-                      <wps:spPr bwMode="auto">
-                        <a:xfrm>
-                          <a:off x="0" y="0"/>
-                          <a:ext cx="1314450" cy="495300"/>
-                        </a:xfrm>
-                        <a:prstGeom prst="rect">
-                          <a:avLst/>
-                        </a:prstGeom>
-                        <a:noFill/>
-                        <a:ln w="9525">
-                          <a:noFill/>
-                          <a:miter lim="800000"/>
-                          <a:headEnd/>
-                          <a:tailEnd/>
-                        </a:ln>
-                      </wps:spPr>
-                      <wps:txbx>
-                        <w:txbxContent>
-                          <w:p>
-                            <w:pPr>
-                              <w:spacing w:after="0"/>
-                              <w:jc w:val="center"/>
-                            </w:pPr>
-                            <w:r>
-                              <w:rPr>
-                                <w:rFonts w:ascii="Bahnschrift" w:hAnsi="Bahnschrift"/>
-                                <w:b/>
-                                <w:sz w:val="18"/>
-                              </w:rPr>
-                              <w:t>FIRMACLIENTE</w:t>
-                            </w:r>
-                          </w:p>
-                        </w:txbxContent>
-                      </wps:txbx>
-                      <wps:bodyPr rot="0" vert="horz" wrap="square" lIns="91440" tIns="45720" rIns="91440" bIns="45720" anchor="t" anchorCtr="0">
-                        <a:noAutofit/>
-                      </wps:bodyPr>
-                    </wps:wsp>
-                  </a:graphicData>
-                </a:graphic>
-                <wp14:sizeRelH relativeFrom="margin">
-                  <wp14:pctWidth>0</wp14:pctWidth>
-                </wp14:sizeRelH>
-                <wp14:sizeRelV relativeFrom="margin">
-                  <wp14:pctHeight>0</wp14:pctHeight>
-                </wp14:sizeRelV>
-              </wp:anchor>
-            </w:drawing>
-          </mc:Choice>
-          <mc:Fallback>
-            <w:pict>
-              <v:shapetype w14:anchorId="2CD0C047" id="_x0000_t202" coordsize="21600,21600" o:spt="202" path="m,l,21600r21600,l21600,xe">
-                <v:stroke joinstyle="miter"/>
-                <v:path gradientshapeok="t" o:connecttype="rect"/>
-              </v:shapetype>
-              <v:shape id="Cuadro de texto 2" o:spid="_x0000_s1026" type="#_x0000_t202" style="position:absolute;left:0;text-align:left;margin-left:6.75pt;margin-top:15.15pt;width:103.5pt;height:39pt;z-index:-251654144;visibility:visible;mso-wrap-style:square;mso-width-percent:0;mso-height-percent:0;mso-wrap-distance-left:9pt;mso-wrap-distance-top:3.6pt;mso-wrap-distance-right:9pt;mso-wrap-distance-bottom:3.6pt;mso-position-horizontal:absolute;mso-position-horizontal-relative:margin;mso-position-vertical:absolute;mso-position-vertical-relative:text;mso-width-percent:0;mso-height-percent:0;mso-width-relative:margin;mso-height-relative:margin;v-text-anchor:top" o:gfxdata="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" filled="f" stroked="f">
-                <v:textbox>
-                  <w:txbxContent>
-                    <w:p>
-                      <w:pPr>
-                        <w:spacing w:after="0"/>
-                        <w:jc w:val="center"/>
-                      </w:pPr>
-                      <w:r>
-                        <w:rPr>
-                          <w:rFonts w:ascii="Bahnschrift" w:hAnsi="Bahnschrift"/>
-                          <w:b/>
-                          <w:sz w:val="18"/>
-                        </w:rPr>
-                        <w:t>FIRMACLIENTE</w:t>
-                      </w:r>
-                    </w:p>
-                  </w:txbxContent>
-                </v:textbox>
-                <w10:wrap anchorx="margin"/>
-              </v:shape>
-            </w:pict>
-          </mc:Fallback>
-        </mc:AlternateContent>
-      </w:r>
+          <w:sz w:val="18"/>
+          <w:lang w:val="en-US"/>
+        </w:rPr>
+      </w:pPr>
     </w:p>
     <w:p>
       <w:pPr>
         <w:tabs>
           <w:tab w:val="left" w:pos="3840"/>
         </w:tabs>
+        <w:spacing w:after="0"/>
         <w:ind w:left="-993" w:right="-1085"/>
         <w:jc w:val="both"/>
         <w:rPr>
           <w:rFonts w:ascii="Bahnschrift" w:hAnsi="Bahnschrift"/>
-          <w:sz w:val="18"/>
-        </w:rPr>
-      </w:pPr>
+          <w:b/>
+          <w:sz w:val="18"/>
+          <w:lang w:val="en-US"/>
+        </w:rPr>
+      </w:pPr>
+      <w:proofErr w:type="spellStart"/>
+      <w:r>
+        <w:rPr>
+          <w:rFonts w:ascii="Bahnschrift" w:hAnsi="Bahnschrift"/>
+          <w:b/>
+          <w:sz w:val="18"/>
+          <w:lang w:val="en-US"/>
+        </w:rPr>
+        <w:t>Cliente</w:t>
+      </w:r>
+      <w:proofErr w:type="spellEnd"/>
+      <w:r>
+        <w:rPr>
+          <w:rFonts w:ascii="Bahnschrift" w:hAnsi="Bahnschrift"/>
+          <w:b/>
+          <w:sz w:val="18"/>
+          <w:lang w:val="en-US"/>
+        </w:rPr>
+        <w:t>: RSCLIENTE</w:t>
+      </w:r>
     </w:p>
     <w:p>
       <w:pPr>
         <w:tabs>
           <w:tab w:val="left" w:pos="3840"/>
         </w:tabs>
+        <w:spacing w:after="0"/>
         <w:ind w:left="-993" w:right="-1085"/>
         <w:jc w:val="both"/>
-        <w:rPr>
-          <w:rFonts w:ascii="Bahnschrift" w:hAnsi="Bahnschrift"/>
-          <w:sz w:val="18"/>
-        </w:rPr>
-      </w:pPr>
-      <w:r>
         <w:rPr>
           <w:rFonts w:ascii="Bahnschrift" w:hAnsi="Bahnschrift"/>
           <w:b/>
-          <w:noProof/>
-          <w:sz w:val="18"/>
-        </w:rPr>
-        <mc:AlternateContent>
-          <mc:Choice Requires="wps">
-            <w:drawing>
-              <wp:anchor distT="45720" distB="45720" distL="114300" distR="114300" simplePos="0" relativeHeight="251661312" behindDoc="1" locked="0" layoutInCell="1" allowOverlap="1" wp14:anchorId="7BEB0CA4" wp14:editId="0350F87A">
-                <wp:simplePos x="0" y="0"/>
-                <wp:positionH relativeFrom="column">
-                  <wp:posOffset>-565785</wp:posOffset>
-                </wp:positionH>
-                <wp:positionV relativeFrom="paragraph">
-                  <wp:posOffset>208280</wp:posOffset>
-                </wp:positionV>
-                <wp:extent cx="2571750" cy="1404620"/>
-                <wp:effectExtent l="0" t="0" r="0" b="3810"/>
-                <wp:wrapNone/>
-                <wp:docPr id="217" name="Cuadro de texto 2"/>
-                <wp:cNvGraphicFramePr>
-                  <a:graphicFrameLocks xmlns:a="http://schemas.openxmlformats.org/drawingml/2006/main"/>
-                </wp:cNvGraphicFramePr>
-                <a:graphic xmlns:a="http://schemas.openxmlformats.org/drawingml/2006/main">
-                  <a:graphicData uri="http://schemas.microsoft.com/office/word/2010/wordprocessingShape">
-                    <wps:wsp>
-                      <wps:cNvSpPr txBox="1">
-                        <a:spLocks noChangeArrowheads="1"/>
-                      </wps:cNvSpPr>
-                      <wps:spPr bwMode="auto">
-                        <a:xfrm>
-                          <a:off x="0" y="0"/>
-                          <a:ext cx="2571750" cy="1404620"/>
-                        </a:xfrm>
-                        <a:prstGeom prst="rect">
-                          <a:avLst/>
-                        </a:prstGeom>
-                        <a:noFill/>
-                        <a:ln w="9525">
-                          <a:noFill/>
-                          <a:miter lim="800000"/>
-                          <a:headEnd/>
-                          <a:tailEnd/>
-                        </a:ln>
-                      </wps:spPr>
-                      <wps:txbx>
-                        <w:txbxContent>
-                          <w:p>
-                            <w:pPr>
-                              <w:spacing w:after="0"/>
-                              <w:jc w:val="center"/>
-                              <w:rPr>
-                                <w:rFonts w:ascii="Bahnschrift" w:hAnsi="Bahnschrift"/>
-                                <w:b/>
-                                <w:sz w:val="18"/>
-                              </w:rPr>
-                            </w:pPr>
-                            <w:r>
-                              <w:rPr>
-                                <w:rFonts w:ascii="Bahnschrift" w:hAnsi="Bahnschrift"/>
-                                <w:b/>
-                                <w:sz w:val="18"/>
-                              </w:rPr>
-                              <w:t>RSCLIENTE</w:t>
-                            </w:r>
-                          </w:p>
-                          <w:p>
-                            <w:pPr>
-                              <w:spacing w:after="0"/>
-                              <w:jc w:val="center"/>
-                            </w:pPr>
-                            <w:r>
-                              <w:rPr>
-                                <w:rFonts w:ascii="Bahnschrift" w:hAnsi="Bahnschrift"/>
-                                <w:b/>
-                                <w:sz w:val="18"/>
-                              </w:rPr>
-                              <w:t>RLCLIENTE</w:t>
-                            </w:r>
-                          </w:p>
-                        </w:txbxContent>
-                      </wps:txbx>
-                      <wps:bodyPr rot="0" vert="horz" wrap="square" lIns="91440" tIns="45720" rIns="91440" bIns="45720" anchor="t" anchorCtr="0">
-                        <a:spAutoFit/>
-                      </wps:bodyPr>
-                    </wps:wsp>
-                  </a:graphicData>
-                </a:graphic>
-                <wp14:sizeRelH relativeFrom="margin">
-                  <wp14:pctWidth>0</wp14:pctWidth>
-                </wp14:sizeRelH>
-                <wp14:sizeRelV relativeFrom="margin">
-                  <wp14:pctHeight>20000</wp14:pctHeight>
-                </wp14:sizeRelV>
-              </wp:anchor>
-            </w:drawing>
-          </mc:Choice>
-          <mc:Fallback>
-            <w:pict>
-              <v:shape w14:anchorId="7BEB0CA4" id="_x0000_s1027" type="#_x0000_t202" style="position:absolute;left:0;text-align:left;margin-left:-44.55pt;margin-top:16.4pt;width:202.5pt;height:110.6pt;z-index:-251655168;visibility:visible;mso-wrap-style:square;mso-width-percent:0;mso-height-percent:200;mso-wrap-distance-left:9pt;mso-wrap-distance-top:3.6pt;mso-wrap-distance-right:9pt;mso-wrap-distance-bottom:3.6pt;mso-position-horizontal:absolute;mso-position-horizontal-relative:text;mso-position-vertical:absolute;mso-position-vertical-relative:text;mso-width-percent:0;mso-height-percent:200;mso-width-relative:margin;mso-height-relative:margin;v-text-anchor:top" o:gfxdata="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" filled="f" stroked="f">
-                <v:textbox style="mso-fit-shape-to-text:t">
-                  <w:txbxContent>
-                    <w:p>
-                      <w:pPr>
-                        <w:spacing w:after="0"/>
-                        <w:jc w:val="center"/>
-                        <w:rPr>
-                          <w:rFonts w:ascii="Bahnschrift" w:hAnsi="Bahnschrift"/>
-                          <w:b/>
-                          <w:sz w:val="18"/>
-                        </w:rPr>
-                      </w:pPr>
-                      <w:r>
-                        <w:rPr>
-                          <w:rFonts w:ascii="Bahnschrift" w:hAnsi="Bahnschrift"/>
-                          <w:b/>
-                          <w:sz w:val="18"/>
-                        </w:rPr>
-                        <w:t>RSCLIENTE</w:t>
-                      </w:r>
-                    </w:p>
-                    <w:p>
-                      <w:pPr>
-                        <w:spacing w:after="0"/>
-                        <w:jc w:val="center"/>
-                      </w:pPr>
-                      <w:r>
-                        <w:rPr>
-                          <w:rFonts w:ascii="Bahnschrift" w:hAnsi="Bahnschrift"/>
-                          <w:b/>
-                          <w:sz w:val="18"/>
-                        </w:rPr>
-                        <w:t>RLCLIENTE</w:t>
-                      </w:r>
-                    </w:p>
-                  </w:txbxContent>
-                </v:textbox>
-              </v:shape>
-            </w:pict>
-          </mc:Fallback>
-        </mc:AlternateContent>
-      </w:r>
+          <w:sz w:val="18"/>
+          <w:lang w:val="en-US"/>
+        </w:rPr>
+      </w:pPr>
+      <w:proofErr w:type="spellStart"/>
       <w:r>
         <w:rPr>
           <w:rFonts w:ascii="Bahnschrift" w:hAnsi="Bahnschrift"/>
-          <w:noProof/>
-          <w:sz w:val="18"/>
-          <w:lang w:eastAsia="es-MX"/>
-        </w:rPr>
-        <mc:AlternateContent>
-          <mc:Choice Requires="wps">
-            <w:drawing>
-              <wp:anchor distT="0" distB="0" distL="114300" distR="114300" simplePos="0" relativeHeight="251660288" behindDoc="0" locked="0" layoutInCell="1" allowOverlap="1" wp14:anchorId="54590E66" wp14:editId="778A5418">
-                <wp:simplePos x="0" y="0"/>
-                <wp:positionH relativeFrom="column">
-                  <wp:posOffset>3626485</wp:posOffset>
-                </wp:positionH>
-                <wp:positionV relativeFrom="paragraph">
-                  <wp:posOffset>228864</wp:posOffset>
-                </wp:positionV>
-                <wp:extent cx="2578735" cy="0"/>
-                <wp:effectExtent l="0" t="0" r="31115" b="19050"/>
-                <wp:wrapNone/>
-                <wp:docPr id="5" name="Conector recto 5"/>
-                <wp:cNvGraphicFramePr/>
-                <a:graphic xmlns:a="http://schemas.openxmlformats.org/drawingml/2006/main">
-                  <a:graphicData uri="http://schemas.microsoft.com/office/word/2010/wordprocessingShape">
-                    <wps:wsp>
-                      <wps:cNvCnPr/>
-                      <wps:spPr>
-                        <a:xfrm>
-                          <a:off x="0" y="0"/>
-                          <a:ext cx="2578735" cy="0"/>
-                        </a:xfrm>
-                        <a:prstGeom prst="line">
-                          <a:avLst/>
-                        </a:prstGeom>
-                        <a:ln>
-                          <a:solidFill>
-                            <a:schemeClr val="tx1"/>
-                          </a:solidFill>
-                        </a:ln>
-                      </wps:spPr>
-                      <wps:style>
-                        <a:lnRef idx="1">
-                          <a:schemeClr val="accent1"/>
-                        </a:lnRef>
-                        <a:fillRef idx="0">
-                          <a:schemeClr val="accent1"/>
-                        </a:fillRef>
-                        <a:effectRef idx="0">
-                          <a:schemeClr val="accent1"/>
-                        </a:effectRef>
-                        <a:fontRef idx="minor">
-                          <a:schemeClr val="tx1"/>
-                        </a:fontRef>
-                      </wps:style>
-                      <wps:bodyPr/>
-                    </wps:wsp>
-                  </a:graphicData>
-                </a:graphic>
-              </wp:anchor>
-            </w:drawing>
-          </mc:Choice>
-          <mc:Fallback>
-            <w:pict>
-              <v:line w14:anchorId="7F823E63" id="Conector recto 5" o:spid="_x0000_s1026" style="position:absolute;z-index:251660288;visibility:visible;mso-wrap-style:square;mso-wrap-distance-left:9pt;mso-wrap-distance-top:0;mso-wrap-distance-right:9pt;mso-wrap-distance-bottom:0;mso-position-horizontal:absolute;mso-position-horizontal-relative:text;mso-position-vertical:absolute;mso-position-vertical-relative:text" from="285.55pt,18pt" to="488.6pt,18pt" o:gfxdata="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" strokecolor="black [3213]" strokeweight=".5pt">
-                <v:stroke joinstyle="miter"/>
-              </v:line>
-            </w:pict>
-          </mc:Fallback>
-        </mc:AlternateContent>
-      </w:r>
+          <w:b/>
+          <w:sz w:val="18"/>
+          <w:lang w:val="en-US"/>
+        </w:rPr>
+        <w:t>Representante</w:t>
+      </w:r>
+      <w:proofErr w:type="spellEnd"/>
       <w:r>
         <w:rPr>
           <w:rFonts w:ascii="Bahnschrift" w:hAnsi="Bahnschrift"/>
-          <w:noProof/>
-          <w:sz w:val="18"/>
-          <w:lang w:eastAsia="es-MX"/>
-        </w:rPr>
-        <mc:AlternateContent>
-          <mc:Choice Requires="wps">
-            <w:drawing>
-              <wp:anchor distT="0" distB="0" distL="114300" distR="114300" simplePos="0" relativeHeight="251659264" behindDoc="0" locked="0" layoutInCell="1" allowOverlap="1" wp14:anchorId="10C902ED" wp14:editId="0A81E849">
-                <wp:simplePos x="0" y="0"/>
-                <wp:positionH relativeFrom="column">
-                  <wp:posOffset>-588274</wp:posOffset>
-                </wp:positionH>
-                <wp:positionV relativeFrom="paragraph">
-                  <wp:posOffset>224155</wp:posOffset>
-                </wp:positionV>
-                <wp:extent cx="2578735" cy="0"/>
-                <wp:effectExtent l="0" t="0" r="31115" b="19050"/>
-                <wp:wrapNone/>
-                <wp:docPr id="4" name="Conector recto 4"/>
-                <wp:cNvGraphicFramePr/>
-                <a:graphic xmlns:a="http://schemas.openxmlformats.org/drawingml/2006/main">
-                  <a:graphicData uri="http://schemas.microsoft.com/office/word/2010/wordprocessingShape">
-                    <wps:wsp>
-                      <wps:cNvCnPr/>
-                      <wps:spPr>
-                        <a:xfrm>
-                          <a:off x="0" y="0"/>
-                          <a:ext cx="2578735" cy="0"/>
-                        </a:xfrm>
-                        <a:prstGeom prst="line">
-                          <a:avLst/>
-                        </a:prstGeom>
-                        <a:ln>
-                          <a:solidFill>
-                            <a:schemeClr val="tx1"/>
-                          </a:solidFill>
-                        </a:ln>
-                      </wps:spPr>
-                      <wps:style>
-                        <a:lnRef idx="1">
-                          <a:schemeClr val="accent1"/>
-                        </a:lnRef>
-                        <a:fillRef idx="0">
-                          <a:schemeClr val="accent1"/>
-                        </a:fillRef>
-                        <a:effectRef idx="0">
-                          <a:schemeClr val="accent1"/>
-                        </a:effectRef>
-                        <a:fontRef idx="minor">
-                          <a:schemeClr val="tx1"/>
-                        </a:fontRef>
-                      </wps:style>
-                      <wps:bodyPr/>
-                    </wps:wsp>
-                  </a:graphicData>
-                </a:graphic>
-              </wp:anchor>
-            </w:drawing>
-          </mc:Choice>
-          <mc:Fallback>
-            <w:pict>
-              <v:line w14:anchorId="6A91321F" id="Conector recto 4" o:spid="_x0000_s1026" style="position:absolute;z-index:251659264;visibility:visible;mso-wrap-style:square;mso-wrap-distance-left:9pt;mso-wrap-distance-top:0;mso-wrap-distance-right:9pt;mso-wrap-distance-bottom:0;mso-position-horizontal:absolute;mso-position-horizontal-relative:text;mso-position-vertical:absolute;mso-position-vertical-relative:text" from="-46.3pt,17.65pt" to="156.75pt,17.65pt" o:gfxdata="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" strokecolor="black [3213]" strokeweight=".5pt">
-                <v:stroke joinstyle="miter"/>
-              </v:line>
-            </w:pict>
-          </mc:Fallback>
-        </mc:AlternateContent>
+          <w:b/>
+          <w:sz w:val="18"/>
+          <w:lang w:val="en-US"/>
+        </w:rPr>
+        <w:t>: RLCLIENTE</w:t>
       </w:r>
     </w:p>
     <w:p>
@@ -1301,45 +972,25 @@
           <w:sz w:val="18"/>
         </w:rPr>
       </w:pPr>
+      <w:proofErr w:type="spellStart"/>
       <w:r>
         <w:rPr>
           <w:rFonts w:ascii="Bahnschrift" w:hAnsi="Bahnschrift"/>
           <w:b/>
           <w:sz w:val="18"/>
-        </w:rPr>
-        <w:t xml:space="preserve">                                  </w:t>
-      </w:r>
+          <w:lang w:val="en-US"/>
+        </w:rPr>
+        <w:t>Firma</w:t>
+      </w:r>
+      <w:proofErr w:type="spellEnd"/>
       <w:r>
         <w:rPr>
           <w:rFonts w:ascii="Bahnschrift" w:hAnsi="Bahnschrift"/>
           <w:b/>
           <w:sz w:val="18"/>
-        </w:rPr>
-        <w:tab/>
-        <w:t xml:space="preserve">                                  HUBNET INFRAESTRUCTURE TECHNOLOGY SOLUTIONS</w:t>
-      </w:r>
-    </w:p>
-    <w:p>
-      <w:pPr>
-        <w:tabs>
-          <w:tab w:val="left" w:pos="3840"/>
-        </w:tabs>
-        <w:spacing w:after="0"/>
-        <w:ind w:left="-993" w:right="-1085"/>
-        <w:jc w:val="both"/>
-        <w:rPr>
-          <w:rFonts w:ascii="Bahnschrift" w:hAnsi="Bahnschrift"/>
-          <w:b/>
-          <w:sz w:val="18"/>
-        </w:rPr>
-      </w:pPr>
-      <w:r>
-        <w:rPr>
-          <w:rFonts w:ascii="Bahnschrift" w:hAnsi="Bahnschrift"/>
-          <w:b/>
-          <w:sz w:val="18"/>
-        </w:rPr>
-        <w:t xml:space="preserve">                                                                                                                                                     JORGE ALBERTO SANTANA TORRES</w:t>
+          <w:lang w:val="en-US"/>
+        </w:rPr>
+        <w:t>: FIRMACLIENTE</w:t>
       </w:r>
     </w:p>
     <w:sectPr>
